--- a/episodes/The_Dark_Rise_Episode_38.docx
+++ b/episodes/The_Dark_Rise_Episode_38.docx
@@ -243,7 +243,7 @@
           <w:sz w:val="24"/>
           <w:szCs w:val="24"/>
         </w:rPr>
-        <w:t xml:space="preserve">Beneath the ak-pu roots, the entity had spent a full day deciding how to keep the boy from the cold dark place without telling him why, and had concluded, reluctantly, that there was no version of the instruction that did not sound exactly like what it was: a door being closed on him for the first time in his short, carefully tended life.</w:t>
+        <w:t xml:space="preserve">Beneath the iroko roots, the entity had spent a full day deciding how to keep the boy from the cold dark place without telling him why, and had concluded, reluctantly, that there was no version of the instruction that did not sound exactly like what it was: a door being closed on him for the first time in his short, carefully tended life.</w:t>
       </w:r>
     </w:p>
     <w:p>
@@ -437,7 +437,7 @@
           <w:sz w:val="24"/>
           <w:szCs w:val="24"/>
         </w:rPr>
-        <w:t xml:space="preserve">For the first time since it had claimed this ground, the thing beneath the ak-pu roots understood that the silence on the other side of its own borders had just stopped waiting and started speaking, and that it had chosen, deliberately, to do it on a night the entity had tried hardest to keep the boy away.</w:t>
+        <w:t xml:space="preserve">For the first time since it had claimed this ground, the thing beneath the iroko roots understood that the silence on the other side of its own borders had just stopped waiting and started speaking, and that it had chosen, deliberately, to do it on a night the entity had tried hardest to keep the boy away.</w:t>
       </w:r>
     </w:p>
     <w:p>

--- a/episodes/The_Dark_Rise_Episode_38.docx
+++ b/episodes/The_Dark_Rise_Episode_38.docx
@@ -98,20 +98,7 @@
     </w:p>
     <w:p>
       <w:pPr>
-        <w:spacing w:after="0" w:line="360"/>
-      </w:pPr>
-      <w:r>
-        <w:rPr>
-          <w:rFonts w:ascii="Georgia" w:hAnsi="Georgia" w:cs="Georgia"/>
-          <w:sz w:val="24"/>
-          <w:szCs w:val="24"/>
-        </w:rPr>
-        <w:t xml:space="preserve"/>
-      </w:r>
-    </w:p>
-    <w:p>
-      <w:pPr>
-        <w:spacing w:after="60" w:line="360"/>
+        <w:spacing w:after="60" w:line="360" w:before="480"/>
         <w:ind w:firstLine="360"/>
       </w:pPr>
       <w:r>
@@ -139,20 +126,7 @@
     </w:p>
     <w:p>
       <w:pPr>
-        <w:spacing w:after="0" w:line="360"/>
-      </w:pPr>
-      <w:r>
-        <w:rPr>
-          <w:rFonts w:ascii="Georgia" w:hAnsi="Georgia" w:cs="Georgia"/>
-          <w:sz w:val="24"/>
-          <w:szCs w:val="24"/>
-        </w:rPr>
-        <w:t xml:space="preserve"/>
-      </w:r>
-    </w:p>
-    <w:p>
-      <w:pPr>
-        <w:spacing w:after="60" w:line="360"/>
+        <w:spacing w:after="60" w:line="360" w:before="480"/>
         <w:ind w:firstLine="360"/>
       </w:pPr>
       <w:r>
@@ -194,20 +168,7 @@
     </w:p>
     <w:p>
       <w:pPr>
-        <w:spacing w:after="0" w:line="360"/>
-      </w:pPr>
-      <w:r>
-        <w:rPr>
-          <w:rFonts w:ascii="Georgia" w:hAnsi="Georgia" w:cs="Georgia"/>
-          <w:sz w:val="24"/>
-          <w:szCs w:val="24"/>
-        </w:rPr>
-        <w:t xml:space="preserve"/>
-      </w:r>
-    </w:p>
-    <w:p>
-      <w:pPr>
-        <w:spacing w:after="60" w:line="360"/>
+        <w:spacing w:after="60" w:line="360" w:before="480"/>
         <w:ind w:firstLine="360"/>
       </w:pPr>
       <w:r>
@@ -221,20 +182,7 @@
     </w:p>
     <w:p>
       <w:pPr>
-        <w:spacing w:after="0" w:line="360"/>
-      </w:pPr>
-      <w:r>
-        <w:rPr>
-          <w:rFonts w:ascii="Georgia" w:hAnsi="Georgia" w:cs="Georgia"/>
-          <w:sz w:val="24"/>
-          <w:szCs w:val="24"/>
-        </w:rPr>
-        <w:t xml:space="preserve"/>
-      </w:r>
-    </w:p>
-    <w:p>
-      <w:pPr>
-        <w:spacing w:after="60" w:line="360"/>
+        <w:spacing w:after="60" w:line="360" w:before="480"/>
         <w:ind w:firstLine="360"/>
       </w:pPr>
       <w:r>
@@ -262,20 +210,7 @@
     </w:p>
     <w:p>
       <w:pPr>
-        <w:spacing w:after="0" w:line="360"/>
-      </w:pPr>
-      <w:r>
-        <w:rPr>
-          <w:rFonts w:ascii="Georgia" w:hAnsi="Georgia" w:cs="Georgia"/>
-          <w:sz w:val="24"/>
-          <w:szCs w:val="24"/>
-        </w:rPr>
-        <w:t xml:space="preserve"/>
-      </w:r>
-    </w:p>
-    <w:p>
-      <w:pPr>
-        <w:spacing w:after="60" w:line="360"/>
+        <w:spacing w:after="60" w:line="360" w:before="480"/>
         <w:ind w:firstLine="360"/>
       </w:pPr>
       <w:r>
@@ -345,29 +280,32 @@
     </w:p>
     <w:p>
       <w:pPr>
-        <w:spacing w:after="0" w:line="360"/>
-      </w:pPr>
-      <w:r>
-        <w:rPr>
-          <w:rFonts w:ascii="Georgia" w:hAnsi="Georgia" w:cs="Georgia"/>
-          <w:sz w:val="24"/>
-          <w:szCs w:val="24"/>
-        </w:rPr>
-        <w:t xml:space="preserve"/>
-      </w:r>
-    </w:p>
-    <w:p>
-      <w:pPr>
-        <w:spacing w:after="60" w:line="360"/>
-        <w:ind w:firstLine="360"/>
-      </w:pPr>
-      <w:r>
-        <w:rPr>
-          <w:rFonts w:ascii="Georgia" w:hAnsi="Georgia" w:cs="Georgia"/>
-          <w:sz w:val="24"/>
-          <w:szCs w:val="24"/>
-        </w:rPr>
-        <w:t xml:space="preserve">VESSEL: FIRST DIRECT VERBAL DEFIANCE OF EXPLICIT INSTRUCTION. REASONING SOUND, NOT IMPULSIVE. UNABLE TO COUNTER WITHOUT INVOKING AUTHORITY ALONE.</w:t>
+        <w:spacing w:after="60" w:line="360" w:before="480"/>
+        <w:ind w:firstLine="360"/>
+      </w:pPr>
+      <w:r>
+        <w:rPr>
+          <w:rFonts w:ascii="Georgia" w:hAnsi="Georgia" w:cs="Georgia"/>
+          <w:sz w:val="24"/>
+          <w:szCs w:val="24"/>
+        </w:rPr>
+        <w:t xml:space="preserve">The ledger voice recorded the defiance, flat, without anger.</w:t>
+      </w:r>
+    </w:p>
+    <w:p>
+      <w:pPr>
+        <w:spacing w:after="120" w:line="360"/>
+      </w:pPr>
+      <w:r>
+        <w:rPr>
+          <w:rFonts w:ascii="Georgia" w:hAnsi="Georgia" w:cs="Georgia"/>
+          <w:sz w:val="24"/>
+          <w:szCs w:val="24"/>
+          <w:b/>
+          <w:bCs/>
+          <w:caps/>
+        </w:rPr>
+        <w:t xml:space="preserve">Vessel: first direct verbal defiance of explicit instruction. Reasoning sound, not impulsive. Unable to counter without invoking authority alone.</w:t>
       </w:r>
     </w:p>
     <w:p>
@@ -452,19 +390,6 @@
           <w:szCs w:val="24"/>
         </w:rPr>
         <w:t xml:space="preserve">The boy turned toward the sound with the same unbothered recognition he gave everything in that dark, unaware he had just become the first living thing in three centuries to hear something out there choose, deliberately, to be heard.</w:t>
-      </w:r>
-    </w:p>
-    <w:p>
-      <w:pPr>
-        <w:spacing w:after="0" w:line="360"/>
-      </w:pPr>
-      <w:r>
-        <w:rPr>
-          <w:rFonts w:ascii="Georgia" w:hAnsi="Georgia" w:cs="Georgia"/>
-          <w:sz w:val="24"/>
-          <w:szCs w:val="24"/>
-        </w:rPr>
-        <w:t xml:space="preserve"/>
       </w:r>
     </w:p>
     <w:sectPr>
